--- a/motion-for-decision/01_בקשה_למתן_החלטה.docx
+++ b/motion-for-decision/01_בקשה_למתן_החלטה.docx
@@ -180,24 +180,6 @@
                 <w:rtl/>
               </w:rPr>
               <w:t xml:space="preserve">______________ (שם מלא), ת.ז. ______________</w:t>
-            </w:r>
-          </w:p>
-          <w:p>
-            <w:pPr>
-              <w:bidi/>
-              <w:spacing w:after="0"/>
-              <w:jc w:val="start"/>
-            </w:pPr>
-            <w:r>
-              <w:rPr>
-                <w:rFonts w:ascii="David" w:cs="David" w:eastAsia="David" w:hAnsi="David"/>
-                <w:b w:val="false"/>
-                <w:bCs w:val="false"/>
-                <w:sz w:val="24"/>
-                <w:szCs w:val="24"/>
-                <w:rtl/>
-              </w:rPr>
-              <w:t xml:space="preserve">מרחוב ______________, ______________</w:t>
             </w:r>
           </w:p>
           <w:p>
@@ -368,7 +350,7 @@
     <w:p>
       <w:pPr>
         <w:bidi/>
-        <w:spacing w:after="120" w:before="360"/>
+        <w:spacing w:after="300" w:before="360"/>
         <w:jc w:val="center"/>
       </w:pPr>
       <w:r>
@@ -386,112 +368,13 @@
     </w:p>
     <w:p>
       <w:pPr>
-        <w:bidi/>
-        <w:spacing w:after="260"/>
-        <w:jc w:val="center"/>
-      </w:pPr>
-      <w:r>
-        <w:rPr>
-          <w:rFonts w:ascii="David" w:cs="David" w:eastAsia="David" w:hAnsi="David"/>
-          <w:b w:val="false"/>
-          <w:bCs w:val="false"/>
-          <w:sz w:val="22"/>
-          <w:szCs w:val="22"/>
-          <w:rtl/>
-        </w:rPr>
-        <w:t xml:space="preserve">(בהיעדר תגובת המשיב, חרף שתי המצאות כדין)</w:t>
-      </w:r>
-    </w:p>
-    <w:p>
-      <w:pPr>
-        <w:bidi/>
-        <w:spacing w:after="60" w:before="0" w:line="360" w:lineRule="auto"/>
-        <w:jc w:val="both"/>
-      </w:pPr>
-      <w:r>
-        <w:rPr>
-          <w:rFonts w:ascii="David" w:cs="David" w:eastAsia="David" w:hAnsi="David"/>
-          <w:b w:val="false"/>
-          <w:bCs w:val="false"/>
-          <w:sz w:val="24"/>
-          <w:szCs w:val="24"/>
-          <w:rtl/>
-        </w:rPr>
-        <w:t xml:space="preserve">בית המשפט הנכבד מתבקש בזאת ליתן החלטה בבקשת המבקש מיום </w:t>
-      </w:r>
-      <w:r>
-        <w:rPr>
-          <w:rFonts w:ascii="David" w:cs="David" w:eastAsia="David" w:hAnsi="David"/>
-          <w:b w:val="false"/>
-          <w:bCs w:val="false"/>
-          <w:sz w:val="24"/>
-          <w:szCs w:val="24"/>
-          <w:rtl/>
-        </w:rPr>
-        <w:t xml:space="preserve">______________</w:t>
-      </w:r>
-      <w:r>
-        <w:rPr>
-          <w:rFonts w:ascii="David" w:cs="David" w:eastAsia="David" w:hAnsi="David"/>
-          <w:b w:val="false"/>
-          <w:bCs w:val="false"/>
-          <w:sz w:val="24"/>
-          <w:szCs w:val="24"/>
-          <w:rtl/>
-        </w:rPr>
-        <w:t xml:space="preserve"> (להלן: "</w:t>
-      </w:r>
-      <w:r>
-        <w:rPr>
-          <w:rFonts w:ascii="David" w:cs="David" w:eastAsia="David" w:hAnsi="David"/>
-          <w:b/>
-          <w:bCs/>
-          <w:sz w:val="24"/>
-          <w:szCs w:val="24"/>
-          <w:rtl/>
-        </w:rPr>
-        <w:t xml:space="preserve">הבקשה</w:t>
-      </w:r>
-      <w:r>
-        <w:rPr>
-          <w:rFonts w:ascii="David" w:cs="David" w:eastAsia="David" w:hAnsi="David"/>
-          <w:b w:val="false"/>
-          <w:bCs w:val="false"/>
-          <w:sz w:val="24"/>
-          <w:szCs w:val="24"/>
-          <w:rtl/>
-        </w:rPr>
-        <w:t xml:space="preserve">"), וזאת משהמשיב לא הגיש לה תגובה כלשהי — חרף שתי המצאות כדין של כתב בי-דין ושל החלטת בית המשפט הנכבד, וחרף שאישורי המסירה בגין שתיהן הוגשו לתיק בית המשפט; ואלה נימוקי הבקשה:</w:t>
-      </w:r>
-    </w:p>
-    <w:p>
-      <w:pPr>
-        <w:bidi/>
-        <w:spacing w:after="140" w:before="280" w:line="360" w:lineRule="auto"/>
-        <w:jc w:val="start"/>
-      </w:pPr>
-      <w:r>
-        <w:rPr>
-          <w:rFonts w:ascii="David" w:cs="David" w:eastAsia="David" w:hAnsi="David"/>
-          <w:b/>
-          <w:bCs/>
-          <w:sz w:val="26"/>
-          <w:szCs w:val="26"/>
-          <w:u w:val="single"/>
-          <w:rtl/>
-        </w:rPr>
-        <w:t xml:space="preserve">א. רקע — הבקשה וההחלטה</w:t>
-      </w:r>
-    </w:p>
-    <w:p>
-      <w:pPr>
         <w:pStyle w:val="ListParagraph"/>
         <w:numPr>
           <w:ilvl w:val="0"/>
           <w:numId w:val="2"/>
         </w:numPr>
         <w:bidi/>
-        <w:spacing w:after="140" w:before="0" w:line="360" w:lineRule="auto"/>
+        <w:spacing w:after="180" w:before="0" w:line="360" w:lineRule="auto"/>
         <w:jc w:val="both"/>
       </w:pPr>
       <w:r>
@@ -503,7 +386,7 @@
           <w:szCs w:val="24"/>
           <w:rtl/>
         </w:rPr>
-        <w:t xml:space="preserve">ביום ______________ הגיש המבקש את הבקשה שבכותרת.</w:t>
+        <w:t xml:space="preserve">כתב בי-דין וההחלטה הומצאו למשיב פעמיים: ביום 21.7.2026 — באמצעות מערכת מסירת המסמכים שבאתר המוסד לביטוח לאומי, והח"מ קיבל אישור על ביצוע המסירה, אשר הוצג לבית המשפט הנכבד; וביום 4.8.2026 — מסר הח"מ את המסמכים באופן אישי בסניף המשיב בכפר סבא, ואישור המסירה נמסר אף הוא לבית המשפט הנכבד.</w:t>
       </w:r>
     </w:p>
     <w:p>
@@ -514,7 +397,7 @@
           <w:numId w:val="2"/>
         </w:numPr>
         <w:bidi/>
-        <w:spacing w:after="140" w:before="0" w:line="360" w:lineRule="auto"/>
+        <w:spacing w:after="180" w:before="0" w:line="360" w:lineRule="auto"/>
         <w:jc w:val="both"/>
       </w:pPr>
       <w:r>
@@ -526,7 +409,7 @@
           <w:szCs w:val="24"/>
           <w:rtl/>
         </w:rPr>
-        <w:t xml:space="preserve">ביום ______________ נתן בית המשפט הנכבד החלטה, ולפיה נדרש המשיב להגיב לבקשה בתוך ______________ ימים (להלן: "</w:t>
+        <w:t xml:space="preserve">חרף שתי ההמצאות, ובחלוף שבועות, לא הגיש המשיב תגובה כלשהי ואף לא ביקש הארכת מועד. </w:t>
       </w:r>
       <w:r>
         <w:rPr>
@@ -537,8 +420,14 @@
           <w:szCs w:val="24"/>
           <w:rtl/>
         </w:rPr>
-        <w:t xml:space="preserve">ההחלטה</w:t>
-      </w:r>
+        <w:t xml:space="preserve">אשר על כן, מתבקש בית המשפט הנכבד לקבל את בקשת המבקש וליתן החלטה כמבוקש בה.</w:t>
+      </w:r>
+    </w:p>
+    <w:p>
+      <w:pPr>
+        <w:bidi/>
+        <w:spacing w:after="400"/>
+      </w:pPr>
       <w:r>
         <w:rPr>
           <w:rFonts w:ascii="David" w:cs="David" w:eastAsia="David" w:hAnsi="David"/>
@@ -548,590 +437,13 @@
           <w:szCs w:val="24"/>
           <w:rtl/>
         </w:rPr>
-        <w:t xml:space="preserve">").</w:t>
-      </w:r>
-    </w:p>
-    <w:p>
-      <w:pPr>
-        <w:pStyle w:val="ListParagraph"/>
-        <w:numPr>
-          <w:ilvl w:val="0"/>
-          <w:numId w:val="2"/>
-        </w:numPr>
-        <w:bidi/>
-        <w:spacing w:after="140" w:before="0" w:line="360" w:lineRule="auto"/>
-        <w:jc w:val="both"/>
-      </w:pPr>
-      <w:r>
-        <w:rPr>
-          <w:rFonts w:ascii="David" w:cs="David" w:eastAsia="David" w:hAnsi="David"/>
-          <w:b w:val="false"/>
-          <w:bCs w:val="false"/>
-          <w:sz w:val="24"/>
-          <w:szCs w:val="24"/>
-          <w:rtl/>
-        </w:rPr>
-        <w:t xml:space="preserve">כתב בי-דין וההחלטה הומצאו למשיב פעמיים, בשתי דרכים נפרדות, כמפורט להלן.</w:t>
-      </w:r>
-    </w:p>
-    <w:p>
-      <w:pPr>
-        <w:bidi/>
-        <w:spacing w:after="140" w:before="280" w:line="360" w:lineRule="auto"/>
-        <w:jc w:val="start"/>
-      </w:pPr>
-      <w:r>
-        <w:rPr>
-          <w:rFonts w:ascii="David" w:cs="David" w:eastAsia="David" w:hAnsi="David"/>
-          <w:b/>
-          <w:bCs/>
-          <w:sz w:val="26"/>
-          <w:szCs w:val="26"/>
-          <w:u w:val="single"/>
-          <w:rtl/>
-        </w:rPr>
-        <w:t xml:space="preserve">ב. ההמצאות שבוצעו כדין</w:t>
-      </w:r>
-    </w:p>
-    <w:p>
-      <w:pPr>
-        <w:pStyle w:val="ListParagraph"/>
-        <w:numPr>
-          <w:ilvl w:val="0"/>
-          <w:numId w:val="2"/>
-        </w:numPr>
-        <w:bidi/>
-        <w:spacing w:after="140" w:before="0" w:line="360" w:lineRule="auto"/>
-        <w:jc w:val="both"/>
-      </w:pPr>
-      <w:r>
-        <w:rPr>
-          <w:rFonts w:ascii="David" w:cs="David" w:eastAsia="David" w:hAnsi="David"/>
-          <w:b/>
-          <w:bCs/>
-          <w:sz w:val="24"/>
-          <w:szCs w:val="24"/>
-          <w:rtl/>
-        </w:rPr>
-        <w:t xml:space="preserve">המצאה ראשונה — </w:t>
-      </w:r>
-      <w:r>
-        <w:rPr>
-          <w:rFonts w:ascii="David" w:cs="David" w:eastAsia="David" w:hAnsi="David"/>
-          <w:b w:val="false"/>
-          <w:bCs w:val="false"/>
-          <w:sz w:val="24"/>
-          <w:szCs w:val="24"/>
-          <w:rtl/>
-        </w:rPr>
-        <w:t xml:space="preserve">ביום 21.7.2026 הומצאו למשיב כתב בי-דין וההחלטה באמצעות מערכת מסירת המסמכים המקוונת שבאתר המוסד לביטוח לאומי. הח"מ קיבל אישור על ביצוע המסירה, ואישור זה הוצג לבית המשפט הנכבד.</w:t>
-      </w:r>
-    </w:p>
-    <w:p>
-      <w:pPr>
-        <w:pStyle w:val="ListParagraph"/>
-        <w:numPr>
-          <w:ilvl w:val="0"/>
-          <w:numId w:val="2"/>
-        </w:numPr>
-        <w:bidi/>
-        <w:spacing w:after="140" w:before="0" w:line="360" w:lineRule="auto"/>
-        <w:jc w:val="both"/>
-      </w:pPr>
-      <w:r>
-        <w:rPr>
-          <w:rFonts w:ascii="David" w:cs="David" w:eastAsia="David" w:hAnsi="David"/>
-          <w:b/>
-          <w:bCs/>
-          <w:sz w:val="24"/>
-          <w:szCs w:val="24"/>
-          <w:rtl/>
-        </w:rPr>
-        <w:t xml:space="preserve">המצאה שנייה — </w:t>
-      </w:r>
-      <w:r>
-        <w:rPr>
-          <w:rFonts w:ascii="David" w:cs="David" w:eastAsia="David" w:hAnsi="David"/>
-          <w:b w:val="false"/>
-          <w:bCs w:val="false"/>
-          <w:sz w:val="24"/>
-          <w:szCs w:val="24"/>
-          <w:rtl/>
-        </w:rPr>
-        <w:t xml:space="preserve">משלא התקבלה כל תגובה, ולמעלה מן הנדרש, מסר הח"מ ביום 4.8.2026 את כתב בי-דין ואת ההחלטה באופן אישי בסניף המשיב בכפר סבא. אף אישור מסירה זה נמסר לבית המשפט הנכבד.</w:t>
-      </w:r>
-    </w:p>
-    <w:p>
-      <w:pPr>
-        <w:pStyle w:val="ListParagraph"/>
-        <w:numPr>
-          <w:ilvl w:val="0"/>
-          <w:numId w:val="2"/>
-        </w:numPr>
-        <w:bidi/>
-        <w:spacing w:after="140" w:before="0" w:line="360" w:lineRule="auto"/>
-        <w:jc w:val="both"/>
-      </w:pPr>
-      <w:r>
-        <w:rPr>
-          <w:rFonts w:ascii="David" w:cs="David" w:eastAsia="David" w:hAnsi="David"/>
-          <w:b w:val="false"/>
-          <w:bCs w:val="false"/>
-          <w:sz w:val="24"/>
-          <w:szCs w:val="24"/>
-          <w:rtl/>
-        </w:rPr>
-        <w:t xml:space="preserve">ההמצאה השנייה עולה כדי המצאה במסירה אישית כמשמעה בתקנה 161(4)(א) לתקנות סדר הדין האזרחי, התשע"ט–2018, שכן היא בוצעה בידי עורך דין; ומועד ההמצאה הוא המועד הנקוב בהודעת אימות המסירה.</w:t>
-      </w:r>
-    </w:p>
-    <w:p>
-      <w:pPr>
-        <w:pStyle w:val="ListParagraph"/>
-        <w:numPr>
-          <w:ilvl w:val="0"/>
-          <w:numId w:val="2"/>
-        </w:numPr>
-        <w:bidi/>
-        <w:spacing w:after="140" w:before="0" w:line="360" w:lineRule="auto"/>
-        <w:jc w:val="both"/>
-      </w:pPr>
-      <w:r>
-        <w:rPr>
-          <w:rFonts w:ascii="David" w:cs="David" w:eastAsia="David" w:hAnsi="David"/>
-          <w:b w:val="false"/>
-          <w:bCs w:val="false"/>
-          <w:sz w:val="24"/>
-          <w:szCs w:val="24"/>
-          <w:rtl/>
-        </w:rPr>
-        <w:t xml:space="preserve">משהומצאו המסמכים כדין, רואים את המשיב כמי שיודע את תוכנם (תקנה 158(ב) לתקנות). מכל מקום, ולגופם של דברים, מטרת ההמצאה — הבאת תוכן המסמך לידיעת הנמען (תקנה 158(א) לתקנות) — הושגה במלואה, פעמיים, ובשתי דרכים שונות; ומשכך אין ולא יכולה להיות למשיב טענה כי דבר ההליך, הבקשה וההחלטה לא הובאו לידיעתו.</w:t>
-      </w:r>
-    </w:p>
-    <w:p>
-      <w:pPr>
-        <w:pStyle w:val="ListParagraph"/>
-        <w:numPr>
-          <w:ilvl w:val="0"/>
-          <w:numId w:val="2"/>
-        </w:numPr>
-        <w:bidi/>
-        <w:spacing w:after="140" w:before="0" w:line="360" w:lineRule="auto"/>
-        <w:jc w:val="both"/>
-      </w:pPr>
-      <w:r>
-        <w:rPr>
-          <w:rFonts w:ascii="David" w:cs="David" w:eastAsia="David" w:hAnsi="David"/>
-          <w:b w:val="false"/>
-          <w:bCs w:val="false"/>
-          <w:sz w:val="24"/>
-          <w:szCs w:val="24"/>
-          <w:rtl/>
-        </w:rPr>
-        <w:t xml:space="preserve">העובדות המפורטות בבקשה זו נסמכות על אישורי המסירה ועל כתבי בי-דין המצויים בתיק בית המשפט, ומשכך אין הן טעונות אימות בתצהיר.</w:t>
-      </w:r>
-    </w:p>
-    <w:p>
-      <w:pPr>
-        <w:bidi/>
-        <w:spacing w:after="140" w:before="280" w:line="360" w:lineRule="auto"/>
-        <w:jc w:val="start"/>
-      </w:pPr>
-      <w:r>
-        <w:rPr>
-          <w:rFonts w:ascii="David" w:cs="David" w:eastAsia="David" w:hAnsi="David"/>
-          <w:b/>
-          <w:bCs/>
-          <w:sz w:val="26"/>
-          <w:szCs w:val="26"/>
-          <w:u w:val="single"/>
-          <w:rtl/>
-        </w:rPr>
-        <w:t xml:space="preserve">ג. מחדלו של המשיב</w:t>
-      </w:r>
-    </w:p>
-    <w:p>
-      <w:pPr>
-        <w:pStyle w:val="ListParagraph"/>
-        <w:numPr>
-          <w:ilvl w:val="0"/>
-          <w:numId w:val="2"/>
-        </w:numPr>
-        <w:bidi/>
-        <w:spacing w:after="140" w:before="0" w:line="360" w:lineRule="auto"/>
-        <w:jc w:val="both"/>
-      </w:pPr>
-      <w:r>
-        <w:rPr>
-          <w:rFonts w:ascii="David" w:cs="David" w:eastAsia="David" w:hAnsi="David"/>
-          <w:b w:val="false"/>
-          <w:bCs w:val="false"/>
-          <w:sz w:val="24"/>
-          <w:szCs w:val="24"/>
-          <w:rtl/>
-        </w:rPr>
-        <w:t xml:space="preserve">חרף כל האמור, ובחלוף כשלושה שבועות ממועד ההמצאה הראשונה וכשבוע ממועד ההמצאה השנייה, לא הגיש המשיב תגובה כלשהי לבקשה.</w:t>
-      </w:r>
-    </w:p>
-    <w:p>
-      <w:pPr>
-        <w:pStyle w:val="ListParagraph"/>
-        <w:numPr>
-          <w:ilvl w:val="0"/>
-          <w:numId w:val="2"/>
-        </w:numPr>
-        <w:bidi/>
-        <w:spacing w:after="140" w:before="0" w:line="360" w:lineRule="auto"/>
-        <w:jc w:val="both"/>
-      </w:pPr>
-      <w:r>
-        <w:rPr>
-          <w:rFonts w:ascii="David" w:cs="David" w:eastAsia="David" w:hAnsi="David"/>
-          <w:b w:val="false"/>
-          <w:bCs w:val="false"/>
-          <w:sz w:val="24"/>
-          <w:szCs w:val="24"/>
-          <w:rtl/>
-        </w:rPr>
-        <w:t xml:space="preserve">המשיב אף לא ביקש הארכת מועד להגשת תגובתו, לא הודיע כי בכוונתו להגיב, ולא פנה בעניין זה לבית המשפט הנכבד או לח"מ — לא בכתב ולא בעל פה.</w:t>
-      </w:r>
-    </w:p>
-    <w:p>
-      <w:pPr>
-        <w:pStyle w:val="ListParagraph"/>
-        <w:numPr>
-          <w:ilvl w:val="0"/>
-          <w:numId w:val="2"/>
-        </w:numPr>
-        <w:bidi/>
-        <w:spacing w:after="140" w:before="0" w:line="360" w:lineRule="auto"/>
-        <w:jc w:val="both"/>
-      </w:pPr>
-      <w:r>
-        <w:rPr>
-          <w:rFonts w:ascii="David" w:cs="David" w:eastAsia="David" w:hAnsi="David"/>
-          <w:b w:val="false"/>
-          <w:bCs w:val="false"/>
-          <w:sz w:val="24"/>
-          <w:szCs w:val="24"/>
-          <w:rtl/>
-        </w:rPr>
-        <w:t xml:space="preserve">אין המדובר, אפוא, בשתיקתו של מי שלא ידע על ההליך, כי אם במחדל מתמשך של בעל דין שההליך וההחלטה הובאו לידיעתו כדין, פעמיים, והוא בחר שלא להגיב.</w:t>
-      </w:r>
-    </w:p>
-    <w:p>
-      <w:pPr>
-        <w:pStyle w:val="ListParagraph"/>
-        <w:numPr>
-          <w:ilvl w:val="0"/>
-          <w:numId w:val="2"/>
-        </w:numPr>
-        <w:bidi/>
-        <w:spacing w:after="140" w:before="0" w:line="360" w:lineRule="auto"/>
-        <w:jc w:val="both"/>
-      </w:pPr>
-      <w:r>
-        <w:rPr>
-          <w:rFonts w:ascii="David" w:cs="David" w:eastAsia="David" w:hAnsi="David"/>
-          <w:b w:val="false"/>
-          <w:bCs w:val="false"/>
-          <w:sz w:val="24"/>
-          <w:szCs w:val="24"/>
-          <w:rtl/>
-        </w:rPr>
-        <w:t xml:space="preserve">התמשכות המצב הקיים פוגעת במבקש, מעכבת שלא לצורך את בירור עניינו, ומסכלת את היעילות הדיונית שבבסיס תקנות סדר הדין האזרחי. למבקש אין כל דרך לקדם את ההליך זולת פנייה זו.</w:t>
-      </w:r>
-    </w:p>
-    <w:p>
-      <w:pPr>
-        <w:bidi/>
-        <w:spacing w:after="140" w:before="280" w:line="360" w:lineRule="auto"/>
-        <w:jc w:val="start"/>
-      </w:pPr>
-      <w:r>
-        <w:rPr>
-          <w:rFonts w:ascii="David" w:cs="David" w:eastAsia="David" w:hAnsi="David"/>
-          <w:b/>
-          <w:bCs/>
-          <w:sz w:val="26"/>
-          <w:szCs w:val="26"/>
-          <w:u w:val="single"/>
-          <w:rtl/>
-        </w:rPr>
-        <w:t xml:space="preserve">ד. המסגרת הנורמטיבית</w:t>
-      </w:r>
-    </w:p>
-    <w:p>
-      <w:pPr>
-        <w:pStyle w:val="ListParagraph"/>
-        <w:numPr>
-          <w:ilvl w:val="0"/>
-          <w:numId w:val="2"/>
-        </w:numPr>
-        <w:bidi/>
-        <w:spacing w:after="140" w:before="0" w:line="360" w:lineRule="auto"/>
-        <w:jc w:val="both"/>
-      </w:pPr>
-      <w:r>
-        <w:rPr>
-          <w:rFonts w:ascii="David" w:cs="David" w:eastAsia="David" w:hAnsi="David"/>
-          <w:b w:val="false"/>
-          <w:bCs w:val="false"/>
-          <w:sz w:val="24"/>
-          <w:szCs w:val="24"/>
-          <w:rtl/>
-        </w:rPr>
-        <w:t xml:space="preserve">תקנה 50(3) לתקנות קובעת כי משהחליט בית המשפט שהבקשה מצריכה תשובה, רשאי המשיב להשיב לה בתוך עשרים ימים מיום שהומצאה לו ההחלטה, או בתוך מועד אחר שהורה בית המשפט. המשיב לא עשה כן.</w:t>
-      </w:r>
-    </w:p>
-    <w:p>
-      <w:pPr>
-        <w:pStyle w:val="ListParagraph"/>
-        <w:numPr>
-          <w:ilvl w:val="0"/>
-          <w:numId w:val="2"/>
-        </w:numPr>
-        <w:bidi/>
-        <w:spacing w:after="140" w:before="0" w:line="360" w:lineRule="auto"/>
-        <w:jc w:val="both"/>
-      </w:pPr>
-      <w:r>
-        <w:rPr>
-          <w:rFonts w:ascii="David" w:cs="David" w:eastAsia="David" w:hAnsi="David"/>
-          <w:b w:val="false"/>
-          <w:bCs w:val="false"/>
-          <w:sz w:val="24"/>
-          <w:szCs w:val="24"/>
-          <w:rtl/>
-        </w:rPr>
-        <w:t xml:space="preserve">תקנה 50(4) לתקנות מסמיכה את בית המשפט להחליט בבקשה על יסוד הבקשה והתשובות בלבד. משלא הוגשה תשובה כלל, רשאי בית המשפט הנכבד ליתן החלטה על יסוד הבקשה לבדה.</w:t>
-      </w:r>
-    </w:p>
-    <w:p>
-      <w:pPr>
-        <w:pStyle w:val="ListParagraph"/>
-        <w:numPr>
-          <w:ilvl w:val="0"/>
-          <w:numId w:val="2"/>
-        </w:numPr>
-        <w:bidi/>
-        <w:spacing w:after="140" w:before="0" w:line="360" w:lineRule="auto"/>
-        <w:jc w:val="both"/>
-      </w:pPr>
-      <w:r>
-        <w:rPr>
-          <w:rFonts w:ascii="David" w:cs="David" w:eastAsia="David" w:hAnsi="David"/>
-          <w:b w:val="false"/>
-          <w:bCs w:val="false"/>
-          <w:sz w:val="24"/>
-          <w:szCs w:val="24"/>
-          <w:rtl/>
-        </w:rPr>
-        <w:t xml:space="preserve">אשר לתקופת פגרת הקיץ (21.7.2026 – 5.9.2026) — </w:t>
-      </w:r>
-      <w:r>
-        <w:rPr>
-          <w:rFonts w:ascii="David" w:cs="David" w:eastAsia="David" w:hAnsi="David"/>
-          <w:b/>
-          <w:bCs/>
-          <w:sz w:val="24"/>
-          <w:szCs w:val="24"/>
-          <w:rtl/>
-        </w:rPr>
-        <w:t xml:space="preserve">[חלופה א']</w:t>
-      </w:r>
-      <w:r>
-        <w:rPr>
-          <w:rFonts w:ascii="David" w:cs="David" w:eastAsia="David" w:hAnsi="David"/>
-          <w:b w:val="false"/>
-          <w:bCs w:val="false"/>
-          <w:sz w:val="24"/>
-          <w:szCs w:val="24"/>
-          <w:rtl/>
-        </w:rPr>
-        <w:t xml:space="preserve"> בהחלטת בית המשפט הנכבד מיום ______________ נקבע כי ימי הפגרה יבואו במניין הימים, ומשכך חלף המועד שנקצב למשיב להגשת תגובתו. </w:t>
-      </w:r>
-      <w:r>
-        <w:rPr>
-          <w:rFonts w:ascii="David" w:cs="David" w:eastAsia="David" w:hAnsi="David"/>
-          <w:b/>
-          <w:bCs/>
-          <w:sz w:val="24"/>
-          <w:szCs w:val="24"/>
-          <w:rtl/>
-        </w:rPr>
-        <w:t xml:space="preserve">[חלופה ב']</w:t>
-      </w:r>
-      <w:r>
-        <w:rPr>
-          <w:rFonts w:ascii="David" w:cs="David" w:eastAsia="David" w:hAnsi="David"/>
-          <w:b w:val="false"/>
-          <w:bCs w:val="false"/>
-          <w:sz w:val="24"/>
-          <w:szCs w:val="24"/>
-          <w:rtl/>
-        </w:rPr>
-        <w:t xml:space="preserve"> אף אם ימי הפגרה אינם באים במניין לפי תקנה 179(ב) לתקנות, אין בכך כדי לרפא את מחדלו של המשיב, אשר לא נקט פעולה כלשהי — ולו בקשת הארכת מועד — במשך כשלושה שבועות ממועד ההמצאה הראשונה; ולמצער מתבקש בית המשפט הנכבד לקצוב למשיב מועד קצר וסופי להגשת תגובתו. </w:t>
-      </w:r>
-      <w:r>
-        <w:rPr>
-          <w:rFonts w:ascii="David" w:cs="David" w:eastAsia="David" w:hAnsi="David"/>
-          <w:b w:val="false"/>
-          <w:bCs w:val="false"/>
-          <w:sz w:val="20"/>
-          <w:szCs w:val="20"/>
-          <w:rtl/>
-        </w:rPr>
-        <w:t xml:space="preserve">(יש למחוק את החלופה שאינה רלוונטית)</w:t>
-      </w:r>
-    </w:p>
-    <w:p>
-      <w:pPr>
-        <w:bidi/>
-        <w:spacing w:after="140" w:before="280" w:line="360" w:lineRule="auto"/>
-        <w:jc w:val="start"/>
-      </w:pPr>
-      <w:r>
-        <w:rPr>
-          <w:rFonts w:ascii="David" w:cs="David" w:eastAsia="David" w:hAnsi="David"/>
-          <w:b/>
-          <w:bCs/>
-          <w:sz w:val="26"/>
-          <w:szCs w:val="26"/>
-          <w:u w:val="single"/>
-          <w:rtl/>
-        </w:rPr>
-        <w:t xml:space="preserve">ה. הסעד המבוקש</w:t>
-      </w:r>
-    </w:p>
-    <w:p>
-      <w:pPr>
-        <w:bidi/>
-        <w:spacing w:after="140" w:before="0" w:line="360" w:lineRule="auto"/>
-        <w:jc w:val="both"/>
-      </w:pPr>
-      <w:r>
-        <w:rPr>
-          <w:rFonts w:ascii="David" w:cs="David" w:eastAsia="David" w:hAnsi="David"/>
-          <w:b w:val="false"/>
-          <w:bCs w:val="false"/>
-          <w:sz w:val="24"/>
-          <w:szCs w:val="24"/>
-          <w:rtl/>
-        </w:rPr>
-        <w:t xml:space="preserve">אשר על כן, מתבקש בית המשפט הנכבד:</w:t>
-      </w:r>
-    </w:p>
-    <w:p>
-      <w:pPr>
-        <w:bidi/>
-        <w:spacing w:after="120" w:before="0" w:line="360" w:lineRule="auto"/>
-        <w:ind w:left="360" w:hanging="360"/>
-        <w:jc w:val="both"/>
-      </w:pPr>
-      <w:r>
-        <w:rPr>
-          <w:rFonts w:ascii="David" w:cs="David" w:eastAsia="David" w:hAnsi="David"/>
-          <w:b/>
-          <w:bCs/>
-          <w:sz w:val="24"/>
-          <w:szCs w:val="24"/>
-          <w:rtl/>
-        </w:rPr>
-        <w:t xml:space="preserve">א.	</w:t>
-      </w:r>
-      <w:r>
-        <w:rPr>
-          <w:rFonts w:ascii="David" w:cs="David" w:eastAsia="David" w:hAnsi="David"/>
-          <w:b w:val="false"/>
-          <w:bCs w:val="false"/>
-          <w:sz w:val="24"/>
-          <w:szCs w:val="24"/>
-          <w:rtl/>
-        </w:rPr>
-        <w:t xml:space="preserve">לקבל את בקשת המבקש מיום ______________ וליתן החלטה כמבוקש בה, על יסוד הבקשה בלבד ובהיעדר תגובת המשיב.</w:t>
-      </w:r>
-    </w:p>
-    <w:p>
-      <w:pPr>
-        <w:bidi/>
-        <w:spacing w:after="120" w:before="0" w:line="360" w:lineRule="auto"/>
-        <w:ind w:left="360" w:hanging="360"/>
-        <w:jc w:val="both"/>
-      </w:pPr>
-      <w:r>
-        <w:rPr>
-          <w:rFonts w:ascii="David" w:cs="David" w:eastAsia="David" w:hAnsi="David"/>
-          <w:b/>
-          <w:bCs/>
-          <w:sz w:val="24"/>
-          <w:szCs w:val="24"/>
-          <w:rtl/>
-        </w:rPr>
-        <w:t xml:space="preserve">ב.	</w:t>
-      </w:r>
-      <w:r>
-        <w:rPr>
-          <w:rFonts w:ascii="David" w:cs="David" w:eastAsia="David" w:hAnsi="David"/>
-          <w:b w:val="false"/>
-          <w:bCs w:val="false"/>
-          <w:sz w:val="24"/>
-          <w:szCs w:val="24"/>
-          <w:rtl/>
-        </w:rPr>
-        <w:t xml:space="preserve">לחלופין — להורות למשיב להגיש את תגובתו בתוך ______________ ימים, ולקבוע כי אם לא יעשה כן תינתן החלטה בבקשה על יסוד הבקשה בלבד.</w:t>
-      </w:r>
-    </w:p>
-    <w:p>
-      <w:pPr>
-        <w:bidi/>
-        <w:spacing w:after="120" w:before="0" w:line="360" w:lineRule="auto"/>
-        <w:ind w:left="360" w:hanging="360"/>
-        <w:jc w:val="both"/>
-      </w:pPr>
-      <w:r>
-        <w:rPr>
-          <w:rFonts w:ascii="David" w:cs="David" w:eastAsia="David" w:hAnsi="David"/>
-          <w:b/>
-          <w:bCs/>
-          <w:sz w:val="24"/>
-          <w:szCs w:val="24"/>
-          <w:rtl/>
-        </w:rPr>
-        <w:t xml:space="preserve">ג.	</w:t>
-      </w:r>
-      <w:r>
-        <w:rPr>
-          <w:rFonts w:ascii="David" w:cs="David" w:eastAsia="David" w:hAnsi="David"/>
-          <w:b w:val="false"/>
-          <w:bCs w:val="false"/>
-          <w:sz w:val="24"/>
-          <w:szCs w:val="24"/>
-          <w:rtl/>
-        </w:rPr>
-        <w:t xml:space="preserve">לחייב את המשיב בהוצאות בקשה זו, שנדרשה אך בשל מחדלו (תקנה 53 לתקנות).</w:t>
-      </w:r>
-    </w:p>
-    <w:p>
-      <w:pPr>
-        <w:bidi/>
-        <w:spacing w:after="320"/>
-      </w:pPr>
-      <w:r>
-        <w:rPr>
-          <w:rFonts w:ascii="David" w:cs="David" w:eastAsia="David" w:hAnsi="David"/>
-          <w:b w:val="false"/>
-          <w:bCs w:val="false"/>
-          <w:sz w:val="24"/>
-          <w:szCs w:val="24"/>
-          <w:rtl/>
-        </w:rPr>
         <w:t xml:space="preserve"/>
       </w:r>
     </w:p>
     <w:p>
       <w:pPr>
         <w:bidi/>
-        <w:spacing w:after="300" w:before="0" w:line="360" w:lineRule="auto"/>
+        <w:spacing w:after="320" w:before="0" w:line="360" w:lineRule="auto"/>
         <w:jc w:val="start"/>
       </w:pPr>
       <w:r>

--- a/motion-for-decision/01_בקשה_למתן_החלטה.docx
+++ b/motion-for-decision/01_בקשה_למתן_החלטה.docx
@@ -386,7 +386,7 @@
           <w:szCs w:val="24"/>
           <w:rtl/>
         </w:rPr>
-        <w:t xml:space="preserve">כתב בי-דין וההחלטה הומצאו למשיב פעמיים: ביום 21.7.2026 — באמצעות מערכת מסירת המסמכים שבאתר המוסד לביטוח לאומי, והח"מ קיבל אישור על ביצוע המסירה, אשר הוצג לבית המשפט הנכבד; וביום 4.8.2026 — מסר הח"מ את המסמכים באופן אישי בסניף המשיב בכפר סבא, ואישור המסירה נמסר אף הוא לבית המשפט הנכבד.</w:t>
+        <w:t xml:space="preserve">הבקשה וההחלטה הומצאו למשיב פעמיים: ביום 21.7.2026 באמצעות מערכת מסירת המסמכים שבאתר המוסד לביטוח לאומי ובמייל, ואישור על ביצוע המסירה הוגש לבית המשפט הנכבד.</w:t>
       </w:r>
     </w:p>
     <w:p>
@@ -409,8 +409,66 @@
           <w:szCs w:val="24"/>
           <w:rtl/>
         </w:rPr>
-        <w:t xml:space="preserve">חרף שתי ההמצאות, ובחלוף שבועות, לא הגיש המשיב תגובה כלשהי ואף לא ביקש הארכת מועד. </w:t>
-      </w:r>
+        <w:t xml:space="preserve">ביום 4.8.2026 מסר הח"מ את המסמכים באופן אישי בסניף המשיב בכפר סבא, ואישור המסירה נמסר אף הוא לבית המשפט הנכבד.</w:t>
+      </w:r>
+    </w:p>
+    <w:p>
+      <w:pPr>
+        <w:pStyle w:val="ListParagraph"/>
+        <w:numPr>
+          <w:ilvl w:val="0"/>
+          <w:numId w:val="2"/>
+        </w:numPr>
+        <w:bidi/>
+        <w:spacing w:after="180" w:before="0" w:line="360" w:lineRule="auto"/>
+        <w:jc w:val="both"/>
+      </w:pPr>
+      <w:r>
+        <w:rPr>
+          <w:rFonts w:ascii="David" w:cs="David" w:eastAsia="David" w:hAnsi="David"/>
+          <w:b w:val="false"/>
+          <w:bCs w:val="false"/>
+          <w:sz w:val="24"/>
+          <w:szCs w:val="24"/>
+          <w:rtl/>
+        </w:rPr>
+        <w:t xml:space="preserve">על המשיב היה להשיב לבקשה בתוך 5 ימים. חרף שתי ההמצאות, ובחלוף הזמן, לא הגיש המשיב תגובה כלשהי ואף לא ביקש הארכת מועד.</w:t>
+      </w:r>
+    </w:p>
+    <w:p>
+      <w:pPr>
+        <w:pStyle w:val="ListParagraph"/>
+        <w:numPr>
+          <w:ilvl w:val="0"/>
+          <w:numId w:val="2"/>
+        </w:numPr>
+        <w:bidi/>
+        <w:spacing w:after="180" w:before="0" w:line="360" w:lineRule="auto"/>
+        <w:jc w:val="both"/>
+      </w:pPr>
+      <w:r>
+        <w:rPr>
+          <w:rFonts w:ascii="David" w:cs="David" w:eastAsia="David" w:hAnsi="David"/>
+          <w:b w:val="false"/>
+          <w:bCs w:val="false"/>
+          <w:sz w:val="24"/>
+          <w:szCs w:val="24"/>
+          <w:rtl/>
+        </w:rPr>
+        <w:t xml:space="preserve">בה בעת, חובו של המבקש הולך ותופח, חשבונו מעוקל — ולא זו בלבד, אלא שאף חשבונה של אשתו מעוקל; וככל שחולף הזמן, מתעצם הנזק הנגרם להם.</w:t>
+      </w:r>
+    </w:p>
+    <w:p>
+      <w:pPr>
+        <w:pStyle w:val="ListParagraph"/>
+        <w:numPr>
+          <w:ilvl w:val="0"/>
+          <w:numId w:val="2"/>
+        </w:numPr>
+        <w:bidi/>
+        <w:spacing w:after="180" w:before="0" w:line="360" w:lineRule="auto"/>
+        <w:jc w:val="both"/>
+      </w:pPr>
       <w:r>
         <w:rPr>
           <w:rFonts w:ascii="David" w:cs="David" w:eastAsia="David" w:hAnsi="David"/>

--- a/motion-for-decision/01_בקשה_למתן_החלטה.docx
+++ b/motion-for-decision/01_בקשה_למתן_החלטה.docx
@@ -386,7 +386,7 @@
           <w:szCs w:val="24"/>
           <w:rtl/>
         </w:rPr>
-        <w:t xml:space="preserve">הבקשה וההחלטה הומצאו למשיב פעמיים: ביום 21.7.2026 באמצעות מערכת מסירת המסמכים שבאתר המוסד לביטוח לאומי ובמייל, ואישור על ביצוע המסירה הוגש לבית המשפט הנכבד.</w:t>
+        <w:t xml:space="preserve">הבקשה וההחלטה הומצאו למשיב פעמיים. ביום 21.7.2026 — במערכת מסירת המסמכים שבאתר המוסד לביטוח לאומי ובדוא"ל; אישור המסירה הוגש לתיק.</w:t>
       </w:r>
     </w:p>
     <w:p>
@@ -409,7 +409,7 @@
           <w:szCs w:val="24"/>
           <w:rtl/>
         </w:rPr>
-        <w:t xml:space="preserve">ביום 4.8.2026 מסר הח"מ את המסמכים באופן אישי בסניף המשיב בכפר סבא, ואישור המסירה נמסר אף הוא לבית המשפט הנכבד.</w:t>
+        <w:t xml:space="preserve">ביום 4.8.2026 — במסירה אישית של הח"מ בסניף המשיב בכפר סבא; אישור המסירה הוגש לתיק אף הוא.</w:t>
       </w:r>
     </w:p>
     <w:p>
@@ -432,7 +432,7 @@
           <w:szCs w:val="24"/>
           <w:rtl/>
         </w:rPr>
-        <w:t xml:space="preserve">על המשיב היה להשיב לבקשה בתוך 5 ימים. חרף שתי ההמצאות, ובחלוף הזמן, לא הגיש המשיב תגובה כלשהי ואף לא ביקש הארכת מועד.</w:t>
+        <w:t xml:space="preserve">על המשיב היה להשיב בתוך 5 ימים. הוא לא השיב, לא ביקש הארכת מועד, ולא פנה בעניין — לא לבית המשפט ולא לח"מ.</w:t>
       </w:r>
     </w:p>
     <w:p>
@@ -455,7 +455,7 @@
           <w:szCs w:val="24"/>
           <w:rtl/>
         </w:rPr>
-        <w:t xml:space="preserve">בה בעת, חובו של המבקש הולך ותופח, חשבונו מעוקל — ולא זו בלבד, אלא שאף חשבונה של אשתו מעוקל; וככל שחולף הזמן, מתעצם הנזק הנגרם להם.</w:t>
+        <w:t xml:space="preserve">בינתיים חובו של המבקש תופח, חשבונו מעוקל — וגם חשבון אשתו. כל יום שחולף מעמיק את הנזק.</w:t>
       </w:r>
     </w:p>
     <w:p>
@@ -472,13 +472,24 @@
       <w:r>
         <w:rPr>
           <w:rFonts w:ascii="David" w:cs="David" w:eastAsia="David" w:hAnsi="David"/>
+          <w:b w:val="false"/>
+          <w:bCs w:val="false"/>
+          <w:sz w:val="24"/>
+          <w:szCs w:val="24"/>
+          <w:rtl/>
+        </w:rPr>
+        <w:t xml:space="preserve">המשיב קיבל שתי הזדמנויות ולא עשה בהן דבר. </w:t>
+      </w:r>
+      <w:r>
+        <w:rPr>
+          <w:rFonts w:ascii="David" w:cs="David" w:eastAsia="David" w:hAnsi="David"/>
           <w:b/>
           <w:bCs/>
           <w:sz w:val="24"/>
           <w:szCs w:val="24"/>
           <w:rtl/>
         </w:rPr>
-        <w:t xml:space="preserve">אשר על כן, מתבקש בית המשפט הנכבד לקבל את בקשת המבקש וליתן החלטה כמבוקש בה.</w:t>
+        <w:t xml:space="preserve">מתבקש בית המשפט הנכבד ליתן החלטה כמבוקש בבקשה.</w:t>
       </w:r>
     </w:p>
     <w:p>
